--- a/tasuki-electoral-model/output/submission_jcss/Title_Page_JCSS.docx
+++ b/tasuki-electoral-model/output/submission_jcss/Title_Page_JCSS.docx
@@ -58,6 +58,18 @@
     </w:p>
     <w:p>
       <w:pPr>
+        <w:spacing w:after="120"/>
+        <w:jc w:val="center"/>
+      </w:pPr>
+      <w:r>
+        <w:rPr>
+          <w:sz w:val="22"/>
+        </w:rPr>
+        <w:t>ORCID: [0000-0000-0000-0000]</w:t>
+      </w:r>
+    </w:p>
+    <w:p>
+      <w:pPr>
         <w:spacing w:after="480"/>
         <w:jc w:val="center"/>
       </w:pPr>
@@ -65,7 +77,7 @@
         <w:rPr>
           <w:sz w:val="22"/>
         </w:rPr>
-        <w:t>ORCID: [0000-0000-0000-0000]</w:t>
+        <w:t>Google Scholar: [URL]</w:t>
       </w:r>
     </w:p>
     <w:p>
